--- a/policies/build/masters_hco/HCO.FMS.7_v2_master.docx
+++ b/policies/build/masters_hco/HCO.FMS.7_v2_master.docx
@@ -773,7 +773,7 @@
           <w:sz w:val="22"/>
           <w:szCs w:val="22"/>
         </w:rPr>
-        <w:t xml:space="preserve">Boundaries: do not copy SHCO equivalent-chapter wording. Do not overwrite HCO AAC, COP, MOM, PRE, IPC, PSQ or ROM policies. Spell out abbreviations on first use in training materials. OE counts/levels/asterisks stay with the official portal Standards PDF. Method notes come from the Guidebook Interpretation paragraphs (scanned PDF md5 2c4489ee98de4ae9b49cba168ea9f42a).</w:t>
+        <w:t xml:space="preserve">Boundaries: do not overwrite HCO AAC, COP, MOM, PRE, IPC, PSQ or ROM policies. Spell out abbreviations on first use in training materials. OE counts/levels/asterisks stay with the official portal Standards PDF. Method notes come from the Guidebook Interpretation paragraphs (scanned PDF md5 2c4489ee98de4ae9b49cba168ea9f42a).</w:t>
       </w:r>
     </w:p>
     <w:p>
@@ -827,7 +827,7 @@
           <w:sz w:val="22"/>
           <w:szCs w:val="22"/>
         </w:rPr>
-        <w:t xml:space="preserve">1. Do not skip: The organisation has plans and provisions for early detection, abatement, containment of fire and evacuatio...</w:t>
+        <w:t xml:space="preserve">1. Do not skip: The organisation has plans and provisions for early detection, abatement, containment of fire and evacuation...</w:t>
       </w:r>
     </w:p>
     <w:p>
@@ -917,7 +917,7 @@
         <w:spacing w:after="100" w:before="220"/>
       </w:pPr>
       <w:r>
-        <w:t xml:space="preserve">5.1 The organisation has plans and provisions for early detection, abatem...</w:t>
+        <w:t xml:space="preserve">5.1 The organisation has plans and provisions for early detection...</w:t>
       </w:r>
     </w:p>
     <w:p>
@@ -986,7 +986,7 @@
         <w:spacing w:after="100" w:before="220"/>
       </w:pPr>
       <w:r>
-        <w:t xml:space="preserve">5.2 The organisation has plans and provisions for identification, and man...</w:t>
+        <w:t xml:space="preserve">5.2 The organisation has plans and provisions for identification, and...</w:t>
       </w:r>
     </w:p>
     <w:p>
@@ -1055,7 +1055,7 @@
         <w:spacing w:after="100" w:before="220"/>
       </w:pPr>
       <w:r>
-        <w:t xml:space="preserve">5.3 The organisation has a documented and displayed exit plan in case of ...</w:t>
+        <w:t xml:space="preserve">5.3 The organisation has a documented and displayed exit plan in case of...</w:t>
       </w:r>
     </w:p>
     <w:p>
@@ -1145,7 +1145,7 @@
         <w:spacing w:after="100" w:before="220"/>
       </w:pPr>
       <w:r>
-        <w:t xml:space="preserve">5.5 There is a maintenance plan for fire-related equipment and infrastruc...</w:t>
+        <w:t xml:space="preserve">5.5 There is a maintenance plan for fire-related equipment and...</w:t>
       </w:r>
     </w:p>
     <w:p>
@@ -1248,6 +1248,20 @@
       </w:pPr>
       <w:r>
         <w:t xml:space="preserve">7. Governance and responsibility</w:t>
+      </w:r>
+    </w:p>
+    <w:p>
+      <w:pPr>
+        <w:spacing w:after="20" w:before="100"/>
+      </w:pPr>
+      <w:r>
+        <w:rPr>
+          <w:b/>
+          <w:bCs/>
+          <w:sz w:val="22"/>
+          <w:szCs w:val="22"/>
+        </w:rPr>
+        <w:t xml:space="preserve">Medical Superintendent</w:t>
       </w:r>
     </w:p>
     <w:p>
@@ -1264,7 +1278,21 @@
           <w:sz w:val="22"/>
           <w:szCs w:val="22"/>
         </w:rPr>
-        <w:t xml:space="preserve">Medical Superintendent</w:t>
+        <w:t xml:space="preserve">Accountable that FMS.7 is resourced and followed.</w:t>
+      </w:r>
+    </w:p>
+    <w:p>
+      <w:pPr>
+        <w:spacing w:after="20" w:before="100"/>
+      </w:pPr>
+      <w:r>
+        <w:rPr>
+          <w:b/>
+          <w:bCs/>
+          <w:sz w:val="22"/>
+          <w:szCs w:val="22"/>
+        </w:rPr>
+        <w:t xml:space="preserve">Engineering In-Charge</w:t>
       </w:r>
     </w:p>
     <w:p>
@@ -1281,7 +1309,21 @@
           <w:sz w:val="22"/>
           <w:szCs w:val="22"/>
         </w:rPr>
-        <w:t xml:space="preserve">Accountable that FMS.7 is resourced and followed.</w:t>
+        <w:t xml:space="preserve">Owns day-to-day implementation and records for this standard.</w:t>
+      </w:r>
+    </w:p>
+    <w:p>
+      <w:pPr>
+        <w:spacing w:after="20" w:before="100"/>
+      </w:pPr>
+      <w:r>
+        <w:rPr>
+          <w:b/>
+          <w:bCs/>
+          <w:sz w:val="22"/>
+          <w:szCs w:val="22"/>
+        </w:rPr>
+        <w:t xml:space="preserve">Quality Coordinator</w:t>
       </w:r>
     </w:p>
     <w:p>
@@ -1298,7 +1340,21 @@
           <w:sz w:val="22"/>
           <w:szCs w:val="22"/>
         </w:rPr>
-        <w:t xml:space="preserve">Engineering In-Charge</w:t>
+        <w:t xml:space="preserve">Audits this policy «quarterly»; holds training acknowledgements.</w:t>
+      </w:r>
+    </w:p>
+    <w:p>
+      <w:pPr>
+        <w:spacing w:after="20" w:before="100"/>
+      </w:pPr>
+      <w:r>
+        <w:rPr>
+          <w:b/>
+          <w:bCs/>
+          <w:sz w:val="22"/>
+          <w:szCs w:val="22"/>
+        </w:rPr>
+        <w:t xml:space="preserve">departmental leaders</w:t>
       </w:r>
     </w:p>
     <w:p>
@@ -1315,7 +1371,28 @@
           <w:sz w:val="22"/>
           <w:szCs w:val="22"/>
         </w:rPr>
-        <w:t xml:space="preserve">Owns day-to-day implementation and records for this standard.</w:t>
+        <w:t xml:space="preserve">Run the department-level duties this standard names.</w:t>
+      </w:r>
+    </w:p>
+    <w:p>
+      <w:pPr>
+        <w:pStyle w:val="Heading1"/>
+        <w:spacing w:after="120" w:before="280"/>
+      </w:pPr>
+      <w:r>
+        <w:t xml:space="preserve">8. Quality monitoring (RCA → CAPA)</w:t>
+      </w:r>
+    </w:p>
+    <w:p>
+      <w:pPr>
+        <w:spacing w:after="140"/>
+      </w:pPr>
+      <w:r>
+        <w:rPr>
+          <w:sz w:val="22"/>
+          <w:szCs w:val="22"/>
+        </w:rPr>
+        <w:t xml:space="preserve">The Quality Coordinator audits this policy «quarterly». The audit reviews:</w:t>
       </w:r>
     </w:p>
     <w:p>
@@ -1332,7 +1409,7 @@
           <w:sz w:val="22"/>
           <w:szCs w:val="22"/>
         </w:rPr>
-        <w:t xml:space="preserve">Quality Coordinator</w:t>
+        <w:t xml:space="preserve">Records for a sample of this standard's objective elements, checked against the What-we-do steps.</w:t>
       </w:r>
     </w:p>
     <w:p>
@@ -1349,7 +1426,7 @@
           <w:sz w:val="22"/>
           <w:szCs w:val="22"/>
         </w:rPr>
-        <w:t xml:space="preserve">Audits this policy «quarterly»; holds training acknowledgements.</w:t>
+        <w:t xml:space="preserve">Documentary evidence is on file for each asterisked objective element in the sample.</w:t>
       </w:r>
     </w:p>
     <w:p>
@@ -1366,7 +1443,7 @@
           <w:sz w:val="22"/>
           <w:szCs w:val="22"/>
         </w:rPr>
-        <w:t xml:space="preserve">departmental leaders</w:t>
+        <w:t xml:space="preserve">CORE objective elements show no critical gaps in the sample.</w:t>
       </w:r>
     </w:p>
     <w:p>
@@ -1383,108 +1460,19 @@
           <w:sz w:val="22"/>
           <w:szCs w:val="22"/>
         </w:rPr>
-        <w:t xml:space="preserve">Run the department-level duties this standard names.</w:t>
-      </w:r>
-    </w:p>
-    <w:p>
-      <w:pPr>
-        <w:pStyle w:val="Heading1"/>
-        <w:spacing w:after="120" w:before="280"/>
-      </w:pPr>
-      <w:r>
-        <w:t xml:space="preserve">8. Quality monitoring (RCA → CAPA)</w:t>
-      </w:r>
-    </w:p>
-    <w:p>
-      <w:pPr>
-        <w:spacing w:after="140"/>
-      </w:pPr>
-      <w:r>
-        <w:rPr>
-          <w:sz w:val="22"/>
-          <w:szCs w:val="22"/>
-        </w:rPr>
-        <w:t xml:space="preserve">The Quality Coordinator audits this policy «quarterly».</w:t>
-      </w:r>
-    </w:p>
-    <w:p>
-      <w:pPr>
-        <w:spacing w:after="140"/>
-      </w:pPr>
-      <w:r>
-        <w:rPr>
-          <w:sz w:val="22"/>
-          <w:szCs w:val="22"/>
-        </w:rPr>
-        <w:t xml:space="preserve">What is monitored each quarter:</w:t>
-      </w:r>
-    </w:p>
-    <w:p>
-      <w:pPr>
-        <w:pStyle w:val="ListParagraph"/>
-        <w:numPr>
-          <w:ilvl w:val="0"/>
-          <w:numId w:val="1"/>
-        </w:numPr>
-        <w:spacing w:after="60"/>
-      </w:pPr>
-      <w:r>
-        <w:rPr>
-          <w:sz w:val="22"/>
-          <w:szCs w:val="22"/>
-        </w:rPr>
-        <w:t xml:space="preserve">Sample of records for each OE FMS.7.a–e.</w:t>
-      </w:r>
-    </w:p>
-    <w:p>
-      <w:pPr>
-        <w:pStyle w:val="ListParagraph"/>
-        <w:numPr>
-          <w:ilvl w:val="0"/>
-          <w:numId w:val="1"/>
-        </w:numPr>
-        <w:spacing w:after="60"/>
-      </w:pPr>
-      <w:r>
-        <w:rPr>
-          <w:sz w:val="22"/>
-          <w:szCs w:val="22"/>
-        </w:rPr>
-        <w:t xml:space="preserve">Asterisked elements (abe) have document evidence as required.</w:t>
-      </w:r>
-    </w:p>
-    <w:p>
-      <w:pPr>
-        <w:pStyle w:val="ListParagraph"/>
-        <w:numPr>
-          <w:ilvl w:val="0"/>
-          <w:numId w:val="1"/>
-        </w:numPr>
-        <w:spacing w:after="60"/>
-      </w:pPr>
-      <w:r>
-        <w:rPr>
-          <w:sz w:val="22"/>
-          <w:szCs w:val="22"/>
-        </w:rPr>
-        <w:t xml:space="preserve">CORE elements (ab) show no critical gaps in the sample.</w:t>
-      </w:r>
-    </w:p>
-    <w:p>
-      <w:pPr>
-        <w:pStyle w:val="ListParagraph"/>
-        <w:numPr>
-          <w:ilvl w:val="0"/>
-          <w:numId w:val="1"/>
-        </w:numPr>
-        <w:spacing w:after="60"/>
-      </w:pPr>
-      <w:r>
-        <w:rPr>
-          <w:sz w:val="22"/>
-          <w:szCs w:val="22"/>
-        </w:rPr>
         <w:t xml:space="preserve">Stop-work events (if any) are logged with outcome.</w:t>
+      </w:r>
+    </w:p>
+    <w:p>
+      <w:pPr>
+        <w:spacing w:after="140"/>
+      </w:pPr>
+      <w:r>
+        <w:rPr>
+          <w:sz w:val="22"/>
+          <w:szCs w:val="22"/>
+        </w:rPr>
+        <w:t xml:space="preserve">Root-cause analysis is required when a gap found in this audit remains open beyond «90 days».</w:t>
       </w:r>
     </w:p>
     <w:p>
@@ -3050,7 +3038,7 @@
           <w:sz w:val="22"/>
           <w:szCs w:val="22"/>
         </w:rPr>
-        <w:t xml:space="preserve">Records showing FMS.7.a was followed for sampled cases.</w:t>
+        <w:t xml:space="preserve">Written fire-safety plan covering detection, abatement, containment and evacuation, naming qualified personnel and current NABH minimum fire-safety measures.</w:t>
       </w:r>
     </w:p>
     <w:p>
@@ -3067,7 +3055,7 @@
           <w:sz w:val="22"/>
           <w:szCs w:val="22"/>
         </w:rPr>
-        <w:t xml:space="preserve">Written guidance / protocol referenced for this element (where required).</w:t>
+        <w:t xml:space="preserve">Mock-drill schedule and drill record, including table-top exercises.</w:t>
       </w:r>
     </w:p>
     <w:p>
@@ -3084,7 +3072,16 @@
           <w:sz w:val="22"/>
           <w:szCs w:val="22"/>
         </w:rPr>
-        <w:t xml:space="preserve">Audit sample notes for FMS.7.a reviewed «quarterly».</w:t>
+        <w:t xml:space="preserve">Displayed evacuation plan and emergency-illumination check record.</w:t>
+      </w:r>
+    </w:p>
+    <w:p>
+      <w:pPr>
+        <w:pStyle w:val="Heading2"/>
+        <w:spacing w:after="100" w:before="220"/>
+      </w:pPr>
+      <w:r>
+        <w:t xml:space="preserve">FMS.7.b — The organisation has plans and provisions for identification, and management of non-fire emergencies.</w:t>
       </w:r>
     </w:p>
     <w:p>
@@ -3101,7 +3098,7 @@
           <w:sz w:val="22"/>
           <w:szCs w:val="22"/>
         </w:rPr>
-        <w:t xml:space="preserve">Documented evidence specifically required by the asterisked objective element.</w:t>
+        <w:t xml:space="preserve">Written non-fire-emergency plan (for example earthquake, flood, toxic leak, structural collapse, utility failure, boiler burst, violence, stray animals).</w:t>
       </w:r>
     </w:p>
     <w:p>
@@ -3118,16 +3115,7 @@
           <w:sz w:val="22"/>
           <w:szCs w:val="22"/>
         </w:rPr>
-        <w:t xml:space="preserve">CORE-element sample with no critical gaps in the quarter under review.</w:t>
-      </w:r>
-    </w:p>
-    <w:p>
-      <w:pPr>
-        <w:pStyle w:val="Heading2"/>
-        <w:spacing w:after="100" w:before="220"/>
-      </w:pPr>
-      <w:r>
-        <w:t xml:space="preserve">FMS.7.b — The organisation has plans and provisions for identification, and management of non-fire emergencies.</w:t>
+        <w:t xml:space="preserve">NDMA, State or District guideline reference used.</w:t>
       </w:r>
     </w:p>
     <w:p>
@@ -3144,7 +3132,16 @@
           <w:sz w:val="22"/>
           <w:szCs w:val="22"/>
         </w:rPr>
-        <w:t xml:space="preserve">Records showing FMS.7.b was followed for sampled cases.</w:t>
+        <w:t xml:space="preserve">Liaison record with civil, police and fire authorities.</w:t>
+      </w:r>
+    </w:p>
+    <w:p>
+      <w:pPr>
+        <w:pStyle w:val="Heading2"/>
+        <w:spacing w:after="100" w:before="220"/>
+      </w:pPr>
+      <w:r>
+        <w:t xml:space="preserve">FMS.7.c — The organisation has a documented and displayed exit plan in case of fire and non-fire emergencies.</w:t>
       </w:r>
     </w:p>
     <w:p>
@@ -3161,7 +3158,7 @@
           <w:sz w:val="22"/>
           <w:szCs w:val="22"/>
         </w:rPr>
-        <w:t xml:space="preserve">Written guidance / protocol referenced for this element (where required).</w:t>
+        <w:t xml:space="preserve">Exit plan displayed on each floor, near lifts and inside enclosed rooms and laboratories.</w:t>
       </w:r>
     </w:p>
     <w:p>
@@ -3178,7 +3175,7 @@
           <w:sz w:val="22"/>
           <w:szCs w:val="22"/>
         </w:rPr>
-        <w:t xml:space="preserve">Audit sample notes for FMS.7.b reviewed «quarterly».</w:t>
+        <w:t xml:space="preserve">Exit-door check record (open or push-bar) and fire-signage reference (fire service or National Building Code).</w:t>
       </w:r>
     </w:p>
     <w:p>
@@ -3195,7 +3192,16 @@
           <w:sz w:val="22"/>
           <w:szCs w:val="22"/>
         </w:rPr>
-        <w:t xml:space="preserve">Documented evidence specifically required by the asterisked objective element.</w:t>
+        <w:t xml:space="preserve">Refuge-area signage and maintenance record, where applicable.</w:t>
+      </w:r>
+    </w:p>
+    <w:p>
+      <w:pPr>
+        <w:pStyle w:val="Heading2"/>
+        <w:spacing w:after="100" w:before="220"/>
+      </w:pPr>
+      <w:r>
+        <w:t xml:space="preserve">FMS.7.d — Mock drills are held at least twice a year.</w:t>
       </w:r>
     </w:p>
     <w:p>
@@ -3212,16 +3218,7 @@
           <w:sz w:val="22"/>
           <w:szCs w:val="22"/>
         </w:rPr>
-        <w:t xml:space="preserve">CORE-element sample with no critical gaps in the quarter under review.</w:t>
-      </w:r>
-    </w:p>
-    <w:p>
-      <w:pPr>
-        <w:pStyle w:val="Heading2"/>
-        <w:spacing w:after="100" w:before="220"/>
-      </w:pPr>
-      <w:r>
-        <w:t xml:space="preserve">FMS.7.c — The organisation has a documented and displayed exit plan in case of fire and non-fire emergencies.</w:t>
+        <w:t xml:space="preserve">Mock-drill record showing at least two drills a year covering fire and the named non-fire events.</w:t>
       </w:r>
     </w:p>
     <w:p>
@@ -3238,7 +3235,7 @@
           <w:sz w:val="22"/>
           <w:szCs w:val="22"/>
         </w:rPr>
-        <w:t xml:space="preserve">Records showing FMS.7.c was followed for sampled cases.</w:t>
+        <w:t xml:space="preserve">Debrief and corrective-action record for variations found.</w:t>
       </w:r>
     </w:p>
     <w:p>
@@ -3255,7 +3252,16 @@
           <w:sz w:val="22"/>
           <w:szCs w:val="22"/>
         </w:rPr>
-        <w:t xml:space="preserve">Written guidance / protocol referenced for this element (where required).</w:t>
+        <w:t xml:space="preserve">Confirmation that simulated, not real, patients were used.</w:t>
+      </w:r>
+    </w:p>
+    <w:p>
+      <w:pPr>
+        <w:pStyle w:val="Heading2"/>
+        <w:spacing w:after="100" w:before="220"/>
+      </w:pPr>
+      <w:r>
+        <w:t xml:space="preserve">FMS.7.e — There is a maintenance plan for fire-related equipment and infrastructure</w:t>
       </w:r>
     </w:p>
     <w:p>
@@ -3272,16 +3278,7 @@
           <w:sz w:val="22"/>
           <w:szCs w:val="22"/>
         </w:rPr>
-        <w:t xml:space="preserve">Audit sample notes for FMS.7.c reviewed «quarterly».</w:t>
-      </w:r>
-    </w:p>
-    <w:p>
-      <w:pPr>
-        <w:pStyle w:val="Heading2"/>
-        <w:spacing w:after="100" w:before="220"/>
-      </w:pPr>
-      <w:r>
-        <w:t xml:space="preserve">FMS.7.d — Mock drills are held at least twice a year.</w:t>
+        <w:t xml:space="preserve">Written maintenance plan for fire-related equipment and infrastructure.</w:t>
       </w:r>
     </w:p>
     <w:p>
@@ -3298,7 +3295,7 @@
           <w:sz w:val="22"/>
           <w:szCs w:val="22"/>
         </w:rPr>
-        <w:t xml:space="preserve">Records showing FMS.7.d was followed for sampled cases.</w:t>
+        <w:t xml:space="preserve">Inspection, testing, preventive and breakdown maintenance log following manufacturer and statutory recommendations.</w:t>
       </w:r>
     </w:p>
     <w:p>
@@ -3315,101 +3312,7 @@
           <w:sz w:val="22"/>
           <w:szCs w:val="22"/>
         </w:rPr>
-        <w:t xml:space="preserve">Written guidance / protocol referenced for this element (where required).</w:t>
-      </w:r>
-    </w:p>
-    <w:p>
-      <w:pPr>
-        <w:pStyle w:val="ListParagraph"/>
-        <w:numPr>
-          <w:ilvl w:val="0"/>
-          <w:numId w:val="1"/>
-        </w:numPr>
-        <w:spacing w:after="60"/>
-      </w:pPr>
-      <w:r>
-        <w:rPr>
-          <w:sz w:val="22"/>
-          <w:szCs w:val="22"/>
-        </w:rPr>
-        <w:t xml:space="preserve">Audit sample notes for FMS.7.d reviewed «quarterly».</w:t>
-      </w:r>
-    </w:p>
-    <w:p>
-      <w:pPr>
-        <w:pStyle w:val="Heading2"/>
-        <w:spacing w:after="100" w:before="220"/>
-      </w:pPr>
-      <w:r>
-        <w:t xml:space="preserve">FMS.7.e — There is a maintenance plan for fire-related equipment and infrastructure</w:t>
-      </w:r>
-    </w:p>
-    <w:p>
-      <w:pPr>
-        <w:pStyle w:val="ListParagraph"/>
-        <w:numPr>
-          <w:ilvl w:val="0"/>
-          <w:numId w:val="1"/>
-        </w:numPr>
-        <w:spacing w:after="60"/>
-      </w:pPr>
-      <w:r>
-        <w:rPr>
-          <w:sz w:val="22"/>
-          <w:szCs w:val="22"/>
-        </w:rPr>
-        <w:t xml:space="preserve">Records showing FMS.7.e was followed for sampled cases.</w:t>
-      </w:r>
-    </w:p>
-    <w:p>
-      <w:pPr>
-        <w:pStyle w:val="ListParagraph"/>
-        <w:numPr>
-          <w:ilvl w:val="0"/>
-          <w:numId w:val="1"/>
-        </w:numPr>
-        <w:spacing w:after="60"/>
-      </w:pPr>
-      <w:r>
-        <w:rPr>
-          <w:sz w:val="22"/>
-          <w:szCs w:val="22"/>
-        </w:rPr>
-        <w:t xml:space="preserve">Written guidance / protocol referenced for this element (where required).</w:t>
-      </w:r>
-    </w:p>
-    <w:p>
-      <w:pPr>
-        <w:pStyle w:val="ListParagraph"/>
-        <w:numPr>
-          <w:ilvl w:val="0"/>
-          <w:numId w:val="1"/>
-        </w:numPr>
-        <w:spacing w:after="60"/>
-      </w:pPr>
-      <w:r>
-        <w:rPr>
-          <w:sz w:val="22"/>
-          <w:szCs w:val="22"/>
-        </w:rPr>
-        <w:t xml:space="preserve">Audit sample notes for FMS.7.e reviewed «quarterly».</w:t>
-      </w:r>
-    </w:p>
-    <w:p>
-      <w:pPr>
-        <w:pStyle w:val="ListParagraph"/>
-        <w:numPr>
-          <w:ilvl w:val="0"/>
-          <w:numId w:val="1"/>
-        </w:numPr>
-        <w:spacing w:after="60"/>
-      </w:pPr>
-      <w:r>
-        <w:rPr>
-          <w:sz w:val="22"/>
-          <w:szCs w:val="22"/>
-        </w:rPr>
-        <w:t xml:space="preserve">Documented evidence specifically required by the asterisked objective element.</w:t>
+        <w:t xml:space="preserve">Last-service evidence on file.</w:t>
       </w:r>
     </w:p>
     <w:p>

--- a/policies/build/masters_hco/HCO.FMS.7_v2_master.docx
+++ b/policies/build/masters_hco/HCO.FMS.7_v2_master.docx
@@ -692,7 +692,7 @@
           <w:sz w:val="22"/>
           <w:szCs w:val="22"/>
         </w:rPr>
-        <w:t xml:space="preserve">It covers objective elements FMS.7.a–e (5 elements).</w:t>
+        <w:t xml:space="preserve">This policy covers all 5 requirements under this standard, listed in detail below.</w:t>
       </w:r>
     </w:p>
     <w:p>
@@ -716,7 +716,7 @@
           <w:sz w:val="22"/>
           <w:szCs w:val="22"/>
         </w:rPr>
-        <w:t xml:space="preserve">This policy owns FMS.7. Related AAC, COP, MOM, PRE, IPC, PSQ and ROM duties stay with those policies — cross-reference only. Other FMS standards stay with their own policies.</w:t>
+        <w:t xml:space="preserve">This policy covers fire and non-fire emergencies specifically. Related duties — like patient assessment, clinical care, medication management, patient rights, infection control, quality and safety monitoring, or hospital governance — are covered in the hospital's other policies, not repeated here. Other FMS standards stay with their own policies.</w:t>
       </w:r>
     </w:p>
     <w:p>
@@ -761,19 +761,19 @@
           <w:sz w:val="22"/>
           <w:szCs w:val="22"/>
         </w:rPr>
-        <w:t xml:space="preserve">It covers 5 objective elements (FMS.7.a, FMS.7.b, FMS.7.c, FMS.7.d, FMS.7.e).</w:t>
-      </w:r>
-    </w:p>
-    <w:p>
-      <w:pPr>
-        <w:spacing w:after="140"/>
-      </w:pPr>
-      <w:r>
-        <w:rPr>
-          <w:sz w:val="22"/>
-          <w:szCs w:val="22"/>
-        </w:rPr>
-        <w:t xml:space="preserve">Boundaries: do not overwrite HCO AAC, COP, MOM, PRE, IPC, PSQ or ROM policies. Spell out abbreviations on first use in training materials. OE counts/levels/asterisks stay with the official portal Standards PDF. Method notes come from the Guidebook Interpretation paragraphs (scanned PDF md5 2c4489ee98de4ae9b49cba168ea9f42a).</w:t>
+        <w:t xml:space="preserve">This policy covers all 5 requirements under this standard, listed in detail below.</w:t>
+      </w:r>
+    </w:p>
+    <w:p>
+      <w:pPr>
+        <w:spacing w:after="140"/>
+      </w:pPr>
+      <w:r>
+        <w:rPr>
+          <w:sz w:val="22"/>
+          <w:szCs w:val="22"/>
+        </w:rPr>
+        <w:t xml:space="preserve">This policy covers fire and non-fire emergencies specifically. Related duties — like patient assessment, clinical care, medication management, patient rights, infection control, quality and safety monitoring, or hospital governance — are covered in the hospital's other policies, not repeated here. Spell out abbreviations on first use in training materials. OE counts/levels/asterisks stay with the official portal Standards PDF. Method notes come from the Guidebook Interpretation paragraphs (scanned PDF md5 2c4489ee98de4ae9b49cba168ea9f42a).</w:t>
       </w:r>
     </w:p>
     <w:p>
